--- a/docs/training/Anata-Employee-HR-Quick-Start.docx
+++ b/docs/training/Anata-Employee-HR-Quick-Start.docx
@@ -117,6 +117,9 @@
             </w:r>
           </w:p>
         </w:tc>
+        <w:trPr>
+          <w:tblHeader/>
+        </w:trPr>
       </w:tr>
     </w:tbl>
     <w:p>
@@ -300,7 +303,57 @@
         <w:pStyle w:val="Heading1"/>
       </w:pPr>
       <w:r>
-        <w:t>3. Request PTO</w:t>
+        <w:t>3. Submit your timesheet</w:t>
+      </w:r>
+    </w:p>
+    <w:p>
+      <w:pPr>
+        <w:pStyle w:val="Heading2"/>
+      </w:pPr>
+      <w:r>
+        <w:t>1. Review the pay period</w:t>
+      </w:r>
+    </w:p>
+    <w:p>
+      <w:pPr/>
+      <w:r>
+        <w:t>Confirm every workday is present, every punch is closed, and any correction request has been resolved.</w:t>
+      </w:r>
+    </w:p>
+    <w:p>
+      <w:pPr>
+        <w:pStyle w:val="Heading2"/>
+      </w:pPr>
+      <w:r>
+        <w:t>2. Sign and submit</w:t>
+      </w:r>
+    </w:p>
+    <w:p>
+      <w:pPr/>
+      <w:r>
+        <w:t>Confirm the timesheet is complete and accurate, then submit it. Another authorized person must approve it before payroll can be prepared.</w:t>
+      </w:r>
+    </w:p>
+    <w:p>
+      <w:pPr>
+        <w:pStyle w:val="Heading2"/>
+      </w:pPr>
+      <w:r>
+        <w:t>3. Resubmit after changes</w:t>
+      </w:r>
+    </w:p>
+    <w:p>
+      <w:pPr/>
+      <w:r>
+        <w:t>If approved time later changes, the approval becomes stale. Review the corrected time and submit the period again.</w:t>
+      </w:r>
+    </w:p>
+    <w:p>
+      <w:pPr>
+        <w:pStyle w:val="Heading1"/>
+      </w:pPr>
+      <w:r>
+        <w:t>4. Request PTO</w:t>
       </w:r>
     </w:p>
     <w:p>
@@ -377,7 +430,7 @@
         <w:pStyle w:val="Heading1"/>
       </w:pPr>
       <w:r>
-        <w:t>4. View your pay statement</w:t>
+        <w:t>5. View your pay statement</w:t>
       </w:r>
     </w:p>
     <w:p>
@@ -410,6 +463,26 @@
       </w:pPr>
       <w:r>
         <w:t>If anything is wrong, tell David or Val immediately; do not email sensitive tax or identity information.</w:t>
+      </w:r>
+    </w:p>
+    <w:p>
+      <w:pPr>
+        <w:pStyle w:val="Heading1"/>
+      </w:pPr>
+      <w:r>
+        <w:t>6. Use HR on your phone</w:t>
+      </w:r>
+    </w:p>
+    <w:p>
+      <w:pPr/>
+      <w:r>
+        <w:t>Use the bottom shortcuts: Home for open tasks, Time for clocking and PTO, Pay for issued statements, and Profile for onboarding and secure forms.</w:t>
+      </w:r>
+    </w:p>
+    <w:p>
+      <w:pPr/>
+      <w:r>
+        <w:t>Tables scroll sideways inside the record when needed. Your full Social Security number and sealed tax form are never displayed in those tables or downloads.</w:t>
       </w:r>
     </w:p>
     <w:p>
@@ -490,6 +563,9 @@
             </w:r>
           </w:p>
         </w:tc>
+        <w:trPr>
+          <w:tblHeader/>
+        </w:trPr>
       </w:tr>
       <w:tr>
         <w:tc>
@@ -888,6 +964,9 @@
             </w:r>
           </w:p>
         </w:tc>
+        <w:trPr>
+          <w:tblHeader/>
+        </w:trPr>
       </w:tr>
     </w:tbl>
     <w:p>
@@ -1663,9 +1742,6 @@
     <w:qFormat/>
     <w:rsid w:val="00FC693F"/>
     <w:pPr>
-      <w:pBdr>
-        <w:bottom w:val="single" w:sz="8" w:space="4" w:color="4F81BD" w:themeColor="accent1"/>
-      </w:pBdr>
       <w:spacing w:after="300" w:line="240" w:lineRule="auto"/>
       <w:contextualSpacing/>
     </w:pPr>

--- a/docs/training/Anata-Employee-HR-Quick-Start.docx
+++ b/docs/training/Anata-Employee-HR-Quick-Start.docx
@@ -483,6 +483,26 @@
       <w:pPr/>
       <w:r>
         <w:t>Tables scroll sideways inside the record when needed. Your full Social Security number and sealed tax form are never displayed in those tables or downloads.</w:t>
+      </w:r>
+    </w:p>
+    <w:p>
+      <w:pPr>
+        <w:pStyle w:val="Heading1"/>
+      </w:pPr>
+      <w:r>
+        <w:t>7. Read and acknowledge the current handbook</w:t>
+      </w:r>
+    </w:p>
+    <w:p>
+      <w:pPr/>
+      <w:r>
+        <w:t>Open Policies, select Open handbook securely, and read the complete current version. Return to HR and acknowledge only after you have read that exact version.</w:t>
+      </w:r>
+    </w:p>
+    <w:p>
+      <w:pPr/>
+      <w:r>
+        <w:t>A new handbook version requires a new acknowledgement. If the link is unavailable or the document appears different from the version shown in HR, stop and tell David or Val.</w:t>
       </w:r>
     </w:p>
     <w:p>

--- a/docs/training/Anata-Employee-HR-Quick-Start.docx
+++ b/docs/training/Anata-Employee-HR-Quick-Start.docx
@@ -106,14 +106,7 @@
               <w:spacing w:after="0"/>
             </w:pPr>
             <w:r>
-              <w:rPr>
-                <w:rFonts w:ascii="Aptos" w:hAnsi="Aptos"/>
-                <w:b w:val="0"/>
-                <w:i w:val="0"/>
-                <w:color w:val="2B3644"/>
-                <w:sz w:val="21"/>
-              </w:rPr>
-              <w:t>Your invitation is tied to your work email. Do not forward it. David or Val will never ask you to email your Social Security number or identity documents.</w:t>
+              <w:t>Your invitation is tied to your personal HR sign-in email. Do not forward it. David or Val will never ask you to email your Social Security number or identity documents.</w:t>
             </w:r>
           </w:p>
         </w:tc>
@@ -155,7 +148,7 @@
         <w:ind w:left="259"/>
       </w:pPr>
       <w:r>
-        <w:t>Use the link sent by Val or David and sign in with the same work email listed on your employee record.</w:t>
+        <w:t>Open the one-time link sent by Val or David to your personal HR sign-in email. Gmail, Yahoo, Outlook, iCloud, and other valid addresses work. You do not need a Google account or a new password, and your work login remains separate.</w:t>
       </w:r>
     </w:p>
     <w:p>
@@ -687,14 +680,7 @@
               <w:spacing w:after="0"/>
             </w:pPr>
             <w:r>
-              <w:rPr>
-                <w:rFonts w:ascii="Aptos" w:hAnsi="Aptos"/>
-                <w:b w:val="0"/>
-                <w:i w:val="0"/>
-                <w:color w:val="2B3644"/>
-                <w:sz w:val="18"/>
-              </w:rPr>
-              <w:t>Confirm you signed in with the exact work email used for your employee record.</w:t>
+              <w:t>Confirm you used the exact personal HR sign-in email where your invitation was sent.</w:t>
             </w:r>
           </w:p>
         </w:tc>

--- a/docs/training/Anata-Employee-HR-Quick-Start.docx
+++ b/docs/training/Anata-Employee-HR-Quick-Start.docx
@@ -415,7 +415,7 @@
         <w:ind w:left="259"/>
       </w:pPr>
       <w:r>
-        <w:t>David or Val approves or denies the request. Do not assume time off is approved until the status changes.</w:t>
+        <w:t>Your assigned manager receives an email and must sign in to Anata to approve or deny the request. Email alone never approves time off. Do not assume time off is approved until the status changes. After approval, Anata adds the dates to the shared OOO calendar and emails you the decision. If approved plans change, contact your manager; an authorized reviewer must revoke the request so your PTO balance and calendar are corrected together.</w:t>
       </w:r>
     </w:p>
     <w:p>
